--- a/Introduccion a la Ingenieria/Kit docente/Clase 14/Solucion Taller Clase 14 - Guion de la presentacion final.docx
+++ b/Introduccion a la Ingenieria/Kit docente/Clase 14/Solucion Taller Clase 14 - Guion de la presentacion final.docx
@@ -737,7 +737,7 @@
           <w:color w:val="4A4A49"/>
           <w:sz w:val="22"/>
         </w:rPr>
-        <w:t>Lo que quedó fuera, y es la parte instructiva del guion:</w:t>
+        <w:t>Lo que quedó fuera, y es la parte que más enseña del guion:</w:t>
       </w:r>
       <w:r>
         <w:rPr>
